--- a/FASE 2/Grupal/2.4_GuiaEstudiante_Fase 2_DesarrolloProyecto APT.docx
+++ b/FASE 2/Grupal/2.4_GuiaEstudiante_Fase 2_DesarrolloProyecto APT.docx
@@ -162,18 +162,6 @@
                                   <w:jc w:val="left"/>
                                   <w:textDirection w:val="btLr"/>
                                 </w:pPr>
-                                <w:r>
-                                  <w:rPr>
-                                    <w:rFonts w:ascii="Calibri" w:cs="Calibri" w:eastAsia="Calibri" w:hAnsi="Calibri"/>
-                                    <w:b w:val="1"/>
-                                    <w:i w:val="0"/>
-                                    <w:smallCaps w:val="0"/>
-                                    <w:strike w:val="0"/>
-                                    <w:color w:val="1f3864"/>
-                                    <w:sz w:val="48"/>
-                                    <w:vertAlign w:val="baseline"/>
-                                  </w:rPr>
-                                </w:r>
                                 <w:r>
                                   <w:rPr>
                                     <w:rFonts w:ascii="Calibri" w:cs="Calibri" w:eastAsia="Calibri" w:hAnsi="Calibri"/>
@@ -840,7 +828,7 @@
                 <w:szCs w:val="20"/>
                 <w:rtl w:val="0"/>
               </w:rPr>
-              <w:t xml:space="preserve">Se mantiene un enfoque </w:t>
+              <w:t xml:space="preserve">Se mantiene la metodología </w:t>
             </w:r>
             <w:r>
               <w:rPr>
@@ -849,7 +837,7 @@
                 <w:szCs w:val="20"/>
                 <w:rtl w:val="0"/>
               </w:rPr>
-              <w:t xml:space="preserve">tradicional</w:t>
+              <w:t xml:space="preserve">tradicional en cascada</w:t>
             </w:r>
             <w:r>
               <w:rPr>
@@ -863,7 +851,7 @@
                 <w:szCs w:val="20"/>
                 <w:rtl w:val="0"/>
               </w:rPr>
-              <w:t xml:space="preserve">. La planificación y el control siguen la Guía del PMBOK: línea base de alcance (EDT y diccionario), registro de riesgos, matriz RACI y control de cambios sobre los requisitos. El desarrollo es iterativo e incremental por módulos: cada funcionalidad se trabaja en su propia rama de Git (por ejemplo feature/login_register, feature/reseñas o feature/reportes), se integra a develop mediante pull requests y la base de datos evoluciona con migraciones secuenciales.</w:t>
+              <w:t xml:space="preserve">: planificación, diseño, desarrollo, y pruebas y despliegue se ejecutan en secuencia, y cada fase se cierra con sus entregables antes de iniciar la siguiente. La planificación y el control siguen la Guía del PMBOK: línea base de alcance (EDT y diccionario), registro de riesgos, matriz RACI y control de cambios sobre los requisitos. Dentro de la fase de desarrollo, el trabajo se organiza por módulos: cada funcionalidad se trabaja en su propia rama de Git (por ejemplo feature/login_register, feature/reseñas o feature/reportes), se integra a develop mediante pull requests y la base de datos evoluciona con migraciones secuenciales.</w:t>
             </w:r>
             <w:r>
               <w:rPr>
@@ -5149,11 +5137,6 @@
               </w:rPr>
               <w:t xml:space="preserve"> </w:t>
             </w:r>
-            <w:r>
-              <w:rPr>
-                <w:rtl w:val="0"/>
-              </w:rPr>
-            </w:r>
           </w:p>
           <w:p>
             <w:pPr>
@@ -5553,7 +5536,7 @@
                 <w:szCs w:val="20"/>
                 <w:rtl w:val="0"/>
               </w:rPr>
-              <w:t xml:space="preserve">reclutaremos con anticipación a al menos diez usuarios y aplicaremos los casos del Plan de Pruebas, registrando los resultados en el Registro de Ejecución.</w:t>
+              <w:t xml:space="preserve">reclutaremos con anticipación a al menos tres usuarios y les pediremos usar libremente la aplicación y registraremos sus comentarios y su valoración de 1 a 5 estrellas, con la meta de un promedio de al menos 4.</w:t>
             </w:r>
             <w:r>
               <w:rPr>
